--- a/PROJECT NEXUS.docx
+++ b/PROJECT NEXUS.docx
@@ -316,6 +316,14 @@
                 <w:sz w:val="28"/>
                 <w:szCs w:val="28"/>
               </w:rPr>
+              <w:t>V</w:t>
+            </w:r>
+            <w:r>
+              <w:rPr>
+                <w:rFonts w:ascii="Times New Roman" w:hAnsi="Times New Roman" w:cs="Times New Roman"/>
+                <w:sz w:val="28"/>
+                <w:szCs w:val="28"/>
+              </w:rPr>
               <w:t>1.0</w:t>
             </w:r>
           </w:p>
@@ -409,8 +417,9 @@
     </w:tbl>
     <w:p>
       <w:pPr>
-        <w:rPr>
-          <w:rFonts w:ascii="Times New Roman" w:hAnsi="Times New Roman" w:cs="Times New Roman"/>
+        <w:spacing w:line="256" w:lineRule="auto"/>
+        <w:rPr>
+          <w:rFonts w:ascii="Times New Roman" w:eastAsia="Calibri" w:hAnsi="Times New Roman" w:cs="Times New Roman"/>
           <w:sz w:val="28"/>
           <w:szCs w:val="28"/>
         </w:rPr>
@@ -418,52 +427,65 @@
     </w:p>
     <w:p>
       <w:pPr>
-        <w:rPr>
-          <w:rFonts w:ascii="Times New Roman" w:hAnsi="Times New Roman" w:cs="Times New Roman"/>
+        <w:keepNext/>
+        <w:keepLines/>
+        <w:spacing w:before="240" w:after="0" w:line="256" w:lineRule="auto"/>
+        <w:outlineLvl w:val="0"/>
+        <w:rPr>
+          <w:rFonts w:ascii="Calibri Light" w:eastAsia="Times New Roman" w:hAnsi="Calibri Light" w:cs="Times New Roman"/>
+          <w:color w:val="2F5496" w:themeColor="accent1" w:themeShade="BF"/>
+          <w:sz w:val="32"/>
+          <w:szCs w:val="32"/>
+        </w:rPr>
+      </w:pPr>
+      <w:r>
+        <w:rPr>
+          <w:rFonts w:ascii="Calibri Light" w:eastAsia="Times New Roman" w:hAnsi="Calibri Light" w:cs="Times New Roman"/>
+          <w:b/>
+          <w:bCs/>
+          <w:color w:val="2F5496" w:themeColor="accent1" w:themeShade="BF"/>
+          <w:sz w:val="32"/>
+          <w:szCs w:val="32"/>
+        </w:rPr>
+        <w:lastRenderedPageBreak/>
+        <w:t xml:space="preserve">V1.0 - </w:t>
+      </w:r>
+      <w:r>
+        <w:rPr>
+          <w:rFonts w:ascii="Calibri Light" w:eastAsia="Times New Roman" w:hAnsi="Calibri Light" w:cs="Times New Roman"/>
+          <w:b/>
+          <w:bCs/>
+          <w:color w:val="2F5496" w:themeColor="accent1" w:themeShade="BF"/>
+          <w:sz w:val="32"/>
+          <w:szCs w:val="32"/>
+        </w:rPr>
+        <w:t>SCHEMA:</w:t>
+      </w:r>
+      <w:r>
+        <w:rPr>
+          <w:rFonts w:ascii="Times New Roman" w:eastAsia="Times New Roman" w:hAnsi="Times New Roman" w:cs="Times New Roman"/>
+          <w:b/>
+          <w:noProof/>
+          <w:color w:val="2F5496" w:themeColor="accent1" w:themeShade="BF"/>
           <w:sz w:val="28"/>
           <w:szCs w:val="28"/>
         </w:rPr>
-      </w:pPr>
-    </w:p>
-    <w:p>
-      <w:pPr>
-        <w:pStyle w:val="Heading1"/>
-      </w:pPr>
+        <w:t xml:space="preserve"> </w:t>
+      </w:r>
       <w:r>
-        <w:lastRenderedPageBreak/>
-        <w:t>SCHEMA:</w:t>
-      </w:r>
-    </w:p>
-    <w:p>
-      <w:pPr>
-        <w:pStyle w:val="Heading1"/>
-      </w:pPr>
-      <w:r>
-        <w:t>ENTITY RELATIONSHIP DIAGRAM:</w:t>
-      </w:r>
-    </w:p>
-    <w:p>
-      <w:pPr>
-        <w:rPr>
-          <w:rFonts w:ascii="Times New Roman" w:hAnsi="Times New Roman" w:cs="Times New Roman"/>
+        <w:rPr>
+          <w:rFonts w:ascii="Times New Roman" w:eastAsia="Times New Roman" w:hAnsi="Times New Roman" w:cs="Times New Roman"/>
           <w:b/>
+          <w:noProof/>
+          <w:color w:val="2F5496" w:themeColor="accent1" w:themeShade="BF"/>
           <w:sz w:val="28"/>
           <w:szCs w:val="28"/>
         </w:rPr>
-      </w:pPr>
-      <w:r>
-        <w:rPr>
-          <w:rFonts w:ascii="Times New Roman" w:hAnsi="Times New Roman" w:cs="Times New Roman"/>
-          <w:b/>
-          <w:noProof/>
-          <w:sz w:val="28"/>
-          <w:szCs w:val="28"/>
-        </w:rPr>
         <w:drawing>
-          <wp:inline distT="0" distB="0" distL="0" distR="0" wp14:anchorId="787959D9" wp14:editId="6278C115">
-            <wp:extent cx="6162675" cy="3590925"/>
-            <wp:effectExtent l="0" t="0" r="9525" b="9525"/>
-            <wp:docPr id="1" name="Picture 1"/>
+          <wp:inline distT="0" distB="0" distL="0" distR="0" wp14:anchorId="3E363338" wp14:editId="5C5E10AF">
+            <wp:extent cx="5943600" cy="3456940"/>
+            <wp:effectExtent l="0" t="0" r="0" b="0"/>
+            <wp:docPr id="788949926" name="Picture 1"/>
             <wp:cNvGraphicFramePr>
               <a:graphicFrameLocks xmlns:a="http://schemas.openxmlformats.org/drawingml/2006/main" noChangeAspect="1"/>
             </wp:cNvGraphicFramePr>
@@ -471,8 +493,10 @@
               <a:graphicData uri="http://schemas.openxmlformats.org/drawingml/2006/picture">
                 <pic:pic xmlns:pic="http://schemas.openxmlformats.org/drawingml/2006/picture">
                   <pic:nvPicPr>
-                    <pic:cNvPr id="1" name="WhatsApp Image 2026-04-23 at 11.12.52 AM.jpeg"/>
-                    <pic:cNvPicPr/>
+                    <pic:cNvPr id="0" name="Picture 1"/>
+                    <pic:cNvPicPr>
+                      <a:picLocks noChangeAspect="1" noChangeArrowheads="1"/>
+                    </pic:cNvPicPr>
                   </pic:nvPicPr>
                   <pic:blipFill>
                     <a:blip r:embed="rId5" cstate="print">
@@ -482,18 +506,23 @@
                         </a:ext>
                       </a:extLst>
                     </a:blip>
+                    <a:srcRect/>
                     <a:stretch>
                       <a:fillRect/>
                     </a:stretch>
                   </pic:blipFill>
-                  <pic:spPr>
+                  <pic:spPr bwMode="auto">
                     <a:xfrm>
                       <a:off x="0" y="0"/>
-                      <a:ext cx="6162675" cy="3590925"/>
+                      <a:ext cx="5943600" cy="3456940"/>
                     </a:xfrm>
                     <a:prstGeom prst="rect">
                       <a:avLst/>
                     </a:prstGeom>
+                    <a:noFill/>
+                    <a:ln>
+                      <a:noFill/>
+                    </a:ln>
                   </pic:spPr>
                 </pic:pic>
               </a:graphicData>
@@ -504,9 +533,152 @@
     </w:p>
     <w:p>
       <w:pPr>
+        <w:keepNext/>
+        <w:keepLines/>
+        <w:spacing w:before="240" w:after="0" w:line="256" w:lineRule="auto"/>
+        <w:outlineLvl w:val="0"/>
+        <w:rPr>
+          <w:rFonts w:ascii="Calibri Light" w:eastAsia="Times New Roman" w:hAnsi="Calibri Light" w:cs="Times New Roman"/>
+          <w:b/>
+          <w:bCs/>
+          <w:color w:val="2F5496" w:themeColor="accent1" w:themeShade="BF"/>
+          <w:sz w:val="32"/>
+          <w:szCs w:val="32"/>
+        </w:rPr>
+      </w:pPr>
+      <w:r>
+        <w:rPr>
+          <w:rFonts w:ascii="Calibri Light" w:eastAsia="Times New Roman" w:hAnsi="Calibri Light" w:cs="Times New Roman"/>
+          <w:b/>
+          <w:bCs/>
+          <w:noProof/>
+          <w:color w:val="2F5496" w:themeColor="accent1" w:themeShade="BF"/>
+          <w:sz w:val="32"/>
+          <w:szCs w:val="32"/>
+        </w:rPr>
+        <w:drawing>
+          <wp:anchor distT="0" distB="0" distL="114300" distR="114300" simplePos="0" relativeHeight="251659264" behindDoc="0" locked="0" layoutInCell="1" allowOverlap="1" wp14:anchorId="7FA516B1" wp14:editId="31F69926">
+            <wp:simplePos x="0" y="0"/>
+            <wp:positionH relativeFrom="column">
+              <wp:posOffset>1196340</wp:posOffset>
+            </wp:positionH>
+            <wp:positionV relativeFrom="paragraph">
+              <wp:posOffset>414655</wp:posOffset>
+            </wp:positionV>
+            <wp:extent cx="3851910" cy="4060825"/>
+            <wp:effectExtent l="0" t="0" r="0" b="0"/>
+            <wp:wrapTopAndBottom/>
+            <wp:docPr id="5" name="Picture 1"/>
+            <wp:cNvGraphicFramePr>
+              <a:graphicFrameLocks xmlns:a="http://schemas.openxmlformats.org/drawingml/2006/main" noChangeAspect="1"/>
+            </wp:cNvGraphicFramePr>
+            <a:graphic xmlns:a="http://schemas.openxmlformats.org/drawingml/2006/main">
+              <a:graphicData uri="http://schemas.openxmlformats.org/drawingml/2006/picture">
+                <pic:pic xmlns:pic="http://schemas.openxmlformats.org/drawingml/2006/picture">
+                  <pic:nvPicPr>
+                    <pic:cNvPr id="0" name="Picture 1"/>
+                    <pic:cNvPicPr>
+                      <a:picLocks noChangeAspect="1" noChangeArrowheads="1"/>
+                    </pic:cNvPicPr>
+                  </pic:nvPicPr>
+                  <pic:blipFill>
+                    <a:blip r:embed="rId6" cstate="print">
+                      <a:extLst>
+                        <a:ext uri="{28A0092B-C50C-407E-A947-70E740481C1C}">
+                          <a14:useLocalDpi xmlns:a14="http://schemas.microsoft.com/office/drawing/2010/main" val="0"/>
+                        </a:ext>
+                      </a:extLst>
+                    </a:blip>
+                    <a:srcRect/>
+                    <a:stretch>
+                      <a:fillRect/>
+                    </a:stretch>
+                  </pic:blipFill>
+                  <pic:spPr bwMode="auto">
+                    <a:xfrm>
+                      <a:off x="0" y="0"/>
+                      <a:ext cx="3851910" cy="4060825"/>
+                    </a:xfrm>
+                    <a:prstGeom prst="rect">
+                      <a:avLst/>
+                    </a:prstGeom>
+                    <a:noFill/>
+                  </pic:spPr>
+                </pic:pic>
+              </a:graphicData>
+            </a:graphic>
+            <wp14:sizeRelH relativeFrom="margin">
+              <wp14:pctWidth>0</wp14:pctWidth>
+            </wp14:sizeRelH>
+            <wp14:sizeRelV relativeFrom="margin">
+              <wp14:pctHeight>0</wp14:pctHeight>
+            </wp14:sizeRelV>
+          </wp:anchor>
+        </w:drawing>
+      </w:r>
+      <w:r>
+        <w:rPr>
+          <w:rFonts w:ascii="Calibri Light" w:eastAsia="Times New Roman" w:hAnsi="Calibri Light" w:cs="Times New Roman"/>
+          <w:b/>
+          <w:bCs/>
+          <w:color w:val="2F5496" w:themeColor="accent1" w:themeShade="BF"/>
+          <w:sz w:val="32"/>
+          <w:szCs w:val="32"/>
+        </w:rPr>
+        <w:t xml:space="preserve">V1.0 - </w:t>
+      </w:r>
+      <w:r>
+        <w:rPr>
+          <w:rFonts w:ascii="Calibri Light" w:eastAsia="Times New Roman" w:hAnsi="Calibri Light" w:cs="Times New Roman"/>
+          <w:b/>
+          <w:bCs/>
+          <w:color w:val="2F5496" w:themeColor="accent1" w:themeShade="BF"/>
+          <w:sz w:val="32"/>
+          <w:szCs w:val="32"/>
+        </w:rPr>
+        <w:t>ENTITY RELATIONSHIP DIAGRAM:</w:t>
+      </w:r>
+    </w:p>
+    <w:p>
+      <w:pPr>
+        <w:pBdr>
+          <w:bottom w:val="single" w:sz="6" w:space="1" w:color="auto"/>
+        </w:pBdr>
+        <w:spacing w:line="256" w:lineRule="auto"/>
+        <w:rPr>
+          <w:rFonts w:ascii="Calibri" w:eastAsia="Calibri" w:hAnsi="Calibri" w:cs="Times New Roman"/>
+        </w:rPr>
+      </w:pPr>
+    </w:p>
+    <w:p>
+      <w:pPr>
+        <w:spacing w:line="256" w:lineRule="auto"/>
+        <w:rPr>
+          <w:rFonts w:ascii="Times New Roman" w:eastAsia="Calibri" w:hAnsi="Times New Roman" w:cs="Times New Roman"/>
+          <w:b/>
+          <w:sz w:val="28"/>
+          <w:szCs w:val="28"/>
+        </w:rPr>
+      </w:pPr>
+    </w:p>
+    <w:p>
+      <w:pPr>
+        <w:spacing w:line="256" w:lineRule="auto"/>
         <w:ind w:left="2880"/>
         <w:rPr>
-          <w:rFonts w:ascii="Times New Roman" w:hAnsi="Times New Roman" w:cs="Times New Roman"/>
+          <w:rFonts w:ascii="Times New Roman" w:eastAsia="Calibri" w:hAnsi="Times New Roman" w:cs="Times New Roman"/>
+          <w:b/>
+          <w:sz w:val="28"/>
+          <w:szCs w:val="28"/>
+        </w:rPr>
+      </w:pPr>
+    </w:p>
+    <w:p>
+      <w:pPr>
+        <w:spacing w:line="256" w:lineRule="auto"/>
+        <w:ind w:left="2880"/>
+        <w:rPr>
+          <w:rFonts w:ascii="Times New Roman" w:eastAsia="Calibri" w:hAnsi="Times New Roman" w:cs="Times New Roman"/>
           <w:b/>
           <w:sz w:val="28"/>
           <w:szCs w:val="28"/>
@@ -957,7 +1129,6 @@
   <w:style w:type="character" w:default="1" w:styleId="DefaultParagraphFont">
     <w:name w:val="Default Paragraph Font"/>
     <w:uiPriority w:val="1"/>
-    <w:semiHidden/>
     <w:unhideWhenUsed/>
   </w:style>
   <w:style w:type="table" w:default="1" w:styleId="TableNormal">
@@ -1084,6 +1255,30 @@
       <w:sz w:val="32"/>
       <w:szCs w:val="32"/>
     </w:rPr>
+  </w:style>
+  <w:style w:type="table" w:customStyle="1" w:styleId="TableGrid1">
+    <w:name w:val="Table Grid1"/>
+    <w:basedOn w:val="TableNormal"/>
+    <w:next w:val="TableGrid"/>
+    <w:uiPriority w:val="39"/>
+    <w:rsid w:val="009C7E92"/>
+    <w:pPr>
+      <w:spacing w:after="0" w:line="240" w:lineRule="auto"/>
+    </w:pPr>
+    <w:rPr>
+      <w:rFonts w:ascii="Calibri" w:eastAsia="Calibri" w:hAnsi="Calibri" w:cs="Times New Roman"/>
+    </w:rPr>
+    <w:tblPr>
+      <w:tblInd w:w="0" w:type="nil"/>
+      <w:tblBorders>
+        <w:top w:val="single" w:sz="4" w:space="0" w:color="auto"/>
+        <w:left w:val="single" w:sz="4" w:space="0" w:color="auto"/>
+        <w:bottom w:val="single" w:sz="4" w:space="0" w:color="auto"/>
+        <w:right w:val="single" w:sz="4" w:space="0" w:color="auto"/>
+        <w:insideH w:val="single" w:sz="4" w:space="0" w:color="auto"/>
+        <w:insideV w:val="single" w:sz="4" w:space="0" w:color="auto"/>
+      </w:tblBorders>
+    </w:tblPr>
   </w:style>
 </w:styles>
 </file>
